--- a/documents/03_rag_evaluation_plan.docx
+++ b/documents/03_rag_evaluation_plan.docx
@@ -11,7 +11,7 @@
           <w:b/>
           <w:sz w:val="36"/>
         </w:rPr>
-        <w:t>INSIGHT.AI RAG Evaluation Plan</w:t>
+        <w:t>Agentic CRAG RAG Evaluation Plan</w:t>
       </w:r>
     </w:p>
     <w:p>
@@ -103,7 +103,7 @@
     </w:p>
     <w:p>
       <w:r>
-        <w:t>Question B: What path stores data on EC2? Expected source: AWS deployment runbook. Expected answer: /opt/insight-ai/data.</w:t>
+        <w:t>Question B: What path stores data on EC2? Expected source: AWS deployment runbook. Expected answer: /opt/agentic-crag/data.</w:t>
       </w:r>
     </w:p>
     <w:p>
